--- a/corpus/synthetic/hf-images__013.docx
+++ b/corpus/synthetic/hf-images__013.docx
@@ -17,14 +17,61 @@
 </file>
 
 <file path=word/header1.xml><?xml version="1.0" encoding="utf-8"?>
-<w:hdr xmlns:w="http://schemas.openxmlformats.org/wordprocessingml/2006/main" xmlns:r="http://schemas.openxmlformats.org/officeDocument/2006/relationships" xmlns:v="urn:schemas-microsoft-com:vml" xmlns:o="urn:schemas-microsoft-com:office:office" xmlns:w14="http://schemas.microsoft.com/office/word/2010/wordml">
+<w:hdr xmlns:w="http://schemas.openxmlformats.org/wordprocessingml/2006/main" xmlns:r="http://schemas.openxmlformats.org/officeDocument/2006/relationships" xmlns:wp="http://schemas.openxmlformats.org/drawingml/2006/wordprocessingDrawing" xmlns:a="http://schemas.openxmlformats.org/drawingml/2006/main" xmlns:pic="http://schemas.openxmlformats.org/drawingml/2006/picture">
   <w:p>
     <w:r>
-      <w:pict w14:anchorId="7C49EC32">
-        <v:shape id="WordPictureWatermark1" type="#_x0000_t75" style="position:absolute;margin-left:0;margin-top:0;width:480pt;height:360pt;z-index:-251655168;mso-position-horizontal:center;mso-position-vertical:center">
-          <v:imagedata r:id="rId1" o:title="logo"/>
-        </v:shape>
-      </w:pict>
+      <mc:AlternateContent xmlns:mc="http://schemas.openxmlformats.org/markup-compatibility/2006">
+        <mc:Choice Requires="wps">
+          <w:drawing>
+            <wp:anchor behindDoc="0" distT="0" distB="0" distL="0" distR="0" simplePos="0" relativeHeight="1" locked="0" layoutInCell="1" allowOverlap="1">
+              <wp:simplePos x="0" y="0"/>
+              <wp:positionH relativeFrom="margin">
+                <wp:posOffset>0</wp:posOffset>
+              </wp:positionH>
+              <wp:positionV relativeFrom="paragraph">
+                <wp:posOffset>0</wp:posOffset>
+              </wp:positionV>
+              <wp:extent cx="381000" cy="190500"/>
+              <wp:wrapNone/>
+              <wp:docPr id="2" name="Logo"/>
+              <a:graphic>
+                <a:graphicData uri="http://schemas.openxmlformats.org/drawingml/2006/picture">
+                  <pic:pic>
+                    <pic:blipFill>
+                      <a:blip r:embed="rId9"/>
+                    </pic:blipFill>
+                  </pic:pic>
+                </a:graphicData>
+              </a:graphic>
+            </wp:anchor>
+          </w:drawing>
+        </mc:Choice>
+        <mc:Fallback>
+          <w:drawing>
+            <wp:inline distT="0" distB="0" distL="0" distR="0">
+              <wp:extent cx="381000" cy="190500"/>
+              <wp:docPr id="3" name="Logo"/>
+              <a:graphic>
+                <a:graphicData uri="http://schemas.openxmlformats.org/drawingml/2006/picture">
+                  <pic:pic>
+                    <pic:blipFill>
+                      <a:blip r:embed="rId1"/>
+                    </pic:blipFill>
+                  </pic:pic>
+                </a:graphicData>
+              </a:graphic>
+            </wp:inline>
+          </w:drawing>
+        </mc:Fallback>
+      </mc:AlternateContent>
+    </w:r>
+  </w:p>
+  <w:p>
+    <w:pPr>
+      <w:jc w:val="right"/>
+    </w:pPr>
+    <w:r>
+      <w:t>Confidential</w:t>
     </w:r>
   </w:p>
 </w:hdr>
